--- a/atelier/atelier_122 (1).docx
+++ b/atelier/atelier_122 (1).docx
@@ -288,7 +288,7 @@
           </w:tcPr>
           <w:p>
             <w:r>
-              <w:t xml:space="preserve">La squad (Dev + Ops), écran partagé, .gitlab-ci.yml et code</w:t>
+              <w:t xml:space="preserve">La squad (Dev + Ops), écran partagé,.gitlab-ci.yml et code</w:t>
             </w:r>
           </w:p>
         </w:tc>
@@ -441,7 +441,7 @@
           </w:tcPr>
           <w:p>
             <w:r>
-              <w:t xml:space="preserve">Pipeline complet compris (#121)</w:t>
+              <w:t xml:space="preserve">Pipeline complet compris</w:t>
             </w:r>
           </w:p>
         </w:tc>
@@ -460,7 +460,7 @@
         <w:spacing w:after="120"/>
       </w:pPr>
       <w:r>
-        <w:t xml:space="preserve">Le premier stage à ajouter au-delà du build, c’est le test — celui qui vérifie que le code FAIT ce qu’il doit. Le sujet de cet atelier est concret et fondateur : écrire (au moins) un test unitaire sur une vraie partie du code, et ajouter un stage « test » dans le .gitlab-ci.yml qui l’exécute à chaque pipeline. Le but n’est pas d’atteindre une couverture parfaite aujourd’hui — c’est de poser le mécanisme : à partir de maintenant, le pipeline ne se contente plus de compiler, il VÉRIFIE. Un test qui échoue fera échouer le pipeline, attrapant le bug avant qu’il n’atteigne la production. Une fois ce premier test en place et vert dans le pipeline, la squad a franchi le pas le plus important : son pipeline a commencé à protéger la qualité.</w:t>
+        <w:t xml:space="preserve">Le premier stage à ajouter au-delà du build, c’est le test — celui qui vérifie que le code FAIT ce qu’il doit. Le sujet de cet atelier est concret et fondateur : écrire (au moins) un test unitaire sur une vraie partie du code, et ajouter un stage « test » dans le.gitlab-ci.yml qui l’exécute à chaque pipeline. Le but n’est pas d’atteindre une couverture parfaite aujourd’hui — c’est de poser le mécanisme : à partir de maintenant, le pipeline ne se contente plus de compiler, il VÉRIFIE. Un test qui échoue fera échouer le pipeline, attrapant le bug avant qu’il n’atteigne la production. Une fois ce premier test en place et vert dans le pipeline, la squad a franchi le pas le plus important : son pipeline a commencé à protéger la qualité.</w:t>
       </w:r>
     </w:p>
     <w:p>
@@ -591,7 +591,7 @@
                 <w:sz w:val="18"/>
                 <w:szCs w:val="18"/>
               </w:rPr>
-              <w:t xml:space="preserve">  stages:</w:t>
+              <w:t xml:space="preserve"> stages:</w:t>
             </w:r>
           </w:p>
           <w:p>
@@ -601,7 +601,7 @@
                 <w:sz w:val="18"/>
                 <w:szCs w:val="18"/>
               </w:rPr>
-              <w:t xml:space="preserve">    - build</w:t>
+              <w:t xml:space="preserve"> - build</w:t>
             </w:r>
           </w:p>
           <w:p>
@@ -611,7 +611,7 @@
                 <w:sz w:val="18"/>
                 <w:szCs w:val="18"/>
               </w:rPr>
-              <w:t xml:space="preserve">    - test        # &lt;- le nouveau stage</w:t>
+              <w:t xml:space="preserve"> - test # &lt;- le nouveau stage</w:t>
             </w:r>
           </w:p>
           <w:p>
@@ -631,7 +631,7 @@
                 <w:sz w:val="18"/>
                 <w:szCs w:val="18"/>
               </w:rPr>
-              <w:t xml:space="preserve">  test-unitaire:</w:t>
+              <w:t xml:space="preserve"> test-unitaire:</w:t>
             </w:r>
           </w:p>
           <w:p>
@@ -641,7 +641,7 @@
                 <w:sz w:val="18"/>
                 <w:szCs w:val="18"/>
               </w:rPr>
-              <w:t xml:space="preserve">    stage: test</w:t>
+              <w:t xml:space="preserve"> stage: test</w:t>
             </w:r>
           </w:p>
           <w:p>
@@ -651,7 +651,7 @@
                 <w:sz w:val="18"/>
                 <w:szCs w:val="18"/>
               </w:rPr>
-              <w:t xml:space="preserve">    script:</w:t>
+              <w:t xml:space="preserve"> script:</w:t>
             </w:r>
           </w:p>
           <w:p>
@@ -661,7 +661,7 @@
                 <w:sz w:val="18"/>
                 <w:szCs w:val="18"/>
               </w:rPr>
-              <w:t xml:space="preserve">      - &lt;commande de test de la stack&gt;   # ex. mvn test,</w:t>
+              <w:t xml:space="preserve"> - &lt;commande de test de la stack&gt; # ex. mvn test,</w:t>
             </w:r>
           </w:p>
           <w:p>
@@ -671,7 +671,7 @@
                 <w:sz w:val="18"/>
                 <w:szCs w:val="18"/>
               </w:rPr>
-              <w:t xml:space="preserve">                                          # npm test, pytest</w:t>
+              <w:t xml:space="preserve"> # npm test, pytest</w:t>
             </w:r>
           </w:p>
           <w:p>
@@ -681,7 +681,7 @@
                 <w:sz w:val="18"/>
                 <w:szCs w:val="18"/>
               </w:rPr>
-              <w:t xml:space="preserve">    # un test rouge -&gt; stage rouge -&gt; pipeline rouge</w:t>
+              <w:t xml:space="preserve"> # un test rouge -&gt; stage rouge -&gt; pipeline rouge</w:t>
             </w:r>
           </w:p>
           <w:p>
@@ -701,7 +701,7 @@
                 <w:sz w:val="18"/>
                 <w:szCs w:val="18"/>
               </w:rPr>
-              <w:t xml:space="preserve">  -&gt; à chaque pipeline, les tests s'exécutent.</w:t>
+              <w:t xml:space="preserve"> -&gt; à chaque pipeline, les tests s'exécutent.</w:t>
             </w:r>
           </w:p>
           <w:p>
@@ -711,7 +711,7 @@
                 <w:sz w:val="18"/>
                 <w:szCs w:val="18"/>
               </w:rPr>
-              <w:t xml:space="preserve">     Le code cassé est attrapé AVANT la prod.</w:t>
+              <w:t xml:space="preserve"> Le code cassé est attrapé AVANT la prod.</w:t>
             </w:r>
           </w:p>
         </w:tc>
@@ -753,7 +753,7 @@
         <w:spacing w:after="80"/>
       </w:pPr>
       <w:r>
-        <w:t xml:space="preserve">Ajouter le stage test au pipeline : déclarer le stage « test » dans le .gitlab-ci.yml et la commande qui lance les tests, de sorte qu’il s’exécute à chaque pipeline et fasse échouer en cas de test rouge.</w:t>
+        <w:t xml:space="preserve">Ajouter le stage test au pipeline : déclarer le stage « test » dans le.gitlab-ci.yml et la commande qui lance les tests, de sorte qu’il s’exécute à chaque pipeline et fasse échouer en cas de test rouge.</w:t>
       </w:r>
     </w:p>
     <w:p>
@@ -782,7 +782,7 @@
         <w:spacing w:after="120"/>
       </w:pPr>
       <w:r>
-        <w:t xml:space="preserve">À la sortie, la squad a écrit au moins un test unitaire sur une vraie partie de son code et ajouté un stage « test » dans le .gitlab-ci.yml qui l’exécute à chaque pipeline, en faisant échouer le pipeline si un test est rouge — vérifié en introduisant volontairement un test cassé. Le pipeline ne se contente plus de compiler : il vérifie le comportement. Le mécanisme est en place ; ajouter des tests sera désormais facile. La squad a franchi le pas le plus important vers un pipeline complet. La métrique Stages du pipeline gagne le stage test.</w:t>
+        <w:t xml:space="preserve">À la sortie, la squad a écrit au moins un test unitaire sur une vraie partie de son code et ajouté un stage « test » dans le.gitlab-ci.yml qui l’exécute à chaque pipeline, en faisant échouer le pipeline si un test est rouge — vérifié en introduisant volontairement un test cassé. Le pipeline ne se contente plus de compiler : il vérifie le comportement. Le mécanisme est en place ; ajouter des tests sera désormais facile. La squad a franchi le pas le plus important vers un pipeline complet. La métrique Stages du pipeline gagne le stage test.</w:t>
       </w:r>
     </w:p>
     <w:p>
@@ -841,7 +841,7 @@
         <w:spacing w:after="80"/>
       </w:pPr>
       <w:r>
-        <w:t xml:space="preserve">Zone « Le stage test » — le stage ajouté au .gitlab-ci.yml.</w:t>
+        <w:t xml:space="preserve">Zone « Le stage test » — le stage ajouté au.gitlab-ci.yml.</w:t>
       </w:r>
     </w:p>
     <w:p>
@@ -942,7 +942,7 @@
         <w:t xml:space="preserve">(12 min) Ajouter le stage test</w:t>
       </w:r>
       <w:r>
-        <w:t xml:space="preserve"> — déclarer le stage et la commande dans le .gitlab-ci.yml.</w:t>
+        <w:t xml:space="preserve"> — déclarer le stage et la commande dans le.gitlab-ci.yml.</w:t>
       </w:r>
     </w:p>
     <w:p>
@@ -1016,7 +1016,7 @@
         <w:spacing w:after="80"/>
       </w:pPr>
       <w:r>
-        <w:t xml:space="preserve">Un stage « test » ajouté au .gitlab-ci.yml, exécuté à chaque pipeline.</w:t>
+        <w:t xml:space="preserve">Un stage « test » ajouté au.gitlab-ci.yml, exécuté à chaque pipeline.</w:t>
       </w:r>
     </w:p>
     <w:p>
@@ -1045,7 +1045,7 @@
         <w:spacing w:after="120"/>
       </w:pPr>
       <w:r>
-        <w:t xml:space="preserve">Le stage test est le premier filet au-delà du build. La suite : #123 (linter — la qualité du code), #124 (scan de sécurité — SAST / dépendances), #125 (quality gates bloquants, dont un seuil de couverture de tests). Le mécanisme de test posé ici sera enrichi (plus de tests) et renforcé (seuils au #125).</w:t>
+        <w:t xml:space="preserve">Le stage test est le premier filet au-delà du build. La suite : (linter — la qualité du code), (scan de sécurité — SAST / dépendances), (quality gates bloquants, dont un seuil de couverture de tests). Le mécanisme de test posé ici sera enrichi (plus de tests) et renforcé (seuils au complétion et quality gates : des seuils qui bloquent).</w:t>
       </w:r>
     </w:p>
     <w:p>
